--- a/course_development/active_inference_es/02_our_bodies/07_communication/output/lab-protocols/07_communication-lab.docx
+++ b/course_development/active_inference_es/02_our_bodies/07_communication/output/lab-protocols/07_communication-lab.docx
@@ -14,7 +14,7 @@
     </w:p>
     <w:p>
       <w:r>
-        <w:t>To send complex messages using only your Body and Face (No words allowed!).</w:t>
+        <w:t>Send messages using only your Face and Body -- no words allowed!</w:t>
       </w:r>
     </w:p>
     <w:p>
@@ -24,7 +24,7 @@
     </w:p>
     <w:p>
       <w:r>
-        <w:t>Paper slips with words to act out.  A timer.   Steps</w:t>
+        <w:t>Paper slips with words to act out  A timer (phone or clock)  Friends or family to play with   Steps</w:t>
       </w:r>
     </w:p>
     <w:p>
@@ -34,31 +34,43 @@
     </w:p>
     <w:p>
       <w:r>
-        <w:t>Write down 5 things on paper slips:</w:t>
+        <w:t>Write down these words on paper slips (or make up your own!):</w:t>
       </w:r>
     </w:p>
     <w:p>
       <w:r>
-        <w:t>Monkey  Sleeping  Playing Soccer  Eating Spaghetti  Brushing Teeth   2. The Acting Game (Charades)</w:t>
+        <w:t>Monkey  Sleeping  Playing Soccer  Eating Spaghetti  Brushing Teeth  Swimming  Being Really Cold  A Happy Puppy   2. Pick and Act</w:t>
       </w:r>
     </w:p>
     <w:p>
       <w:r>
-        <w:t>Pick a slip.</w:t>
+        <w:t>Pick a paper slip from the pile. Set the timer for 1 minute.</w:t>
         <w:br/>
-        <w:t>Set the timer for 1 minute.</w:t>
-        <w:br/>
-        <w:t>Act it out!</w:t>
+        <w:t>Now act it out using your body and face!</w:t>
       </w:r>
     </w:p>
     <w:p>
       <w:r>
-        <w:t>Use your hands!  Use your face!  Move your body!  NO SOUNDS!   3. The Guess</w:t>
+        <w:t>Use your hands to show actions.  Use your face to show feelings.  Move your whole body.  NO SOUNDS! Not even "Hmm" or "Shhh"!   3. The Guess</w:t>
       </w:r>
     </w:p>
     <w:p>
       <w:r>
-        <w:t>Can your friends guess the message before the timer runs out?</w:t>
+        <w:t>Can your friends guess the word before time runs out?</w:t>
+        <w:br/>
+        <w:t>If they guess it, everyone cheers!</w:t>
+        <w:br/>
+        <w:t>If they cannot guess it, show them and laugh together.</w:t>
+      </w:r>
+    </w:p>
+    <w:p>
+      <w:r>
+        <w:t>4. Switch Turns</w:t>
+      </w:r>
+    </w:p>
+    <w:p>
+      <w:r>
+        <w:t>Everyone takes a turn being the Silent Actor. Who is the best at sending body messages?</w:t>
       </w:r>
     </w:p>
     <w:p>
@@ -68,12 +80,23 @@
     </w:p>
     <w:p>
       <w:r>
-        <w:t>My Word  Did they guess it?  Hard or Easy?      Monkey  Yes  Easy (Act like a monkey!)    Spaghetti  No  Hard (They thought I was knitting!)     What We Learned</w:t>
+        <w:t>*</w:t>
       </w:r>
     </w:p>
     <w:p>
       <w:r>
-        <w:t>We rely on words a lot, but our bodies can say a whole story if we try! Effective signals help people understand us.</w:t>
+        <w:t>Write your response here  *</w:t>
+        <w:br/>
+        <w:t>The word I was best at acting out was: ___</w:t>
+        <w:br/>
+        <w:t>The word that was hardest to act out was: ___</w:t>
+        <w:br/>
+        <w:t>The funniest moment was when: ___</w:t>
+      </w:r>
+    </w:p>
+    <w:p>
+      <w:r>
+        <w:t>My Word  Did They Guess It?  Hard or Easy?                           What We Learned</w:t>
       </w:r>
     </w:p>
     <w:sectPr>
